--- a/report/分析报告.docx
+++ b/report/分析报告.docx
@@ -71,7 +71,7 @@
           <w:b w:val="0"/>
           <w:sz w:val="22"/>
         </w:rPr>
-        <w:t>住房价格的形成机制是城市经济学与房地产研究的核心议题。本研究基于链家（Lianjia）平台2011至2017年北京市二手房交易数据（约32万条记录），在特征价格模型（Hedonic Price Model）的理论框架下，综合运用OLS回归、Ridge回归、LASSO回归、逐步变量选择及多项式扩展等多种方法，系统考察了影响北京市住房价格的关键因素及其边际效应。研究结果表明：（1）空间因素（经度、纬度、距市中心距离）是解释房价差异的主导变量，呈现显著的单中心城市空间衰减格局；（2）交易年份对价格具有强预测能力，但其影响呈非线性特征（2015年后加速上升），线性设定存在偏倚风险；（3）房屋特征中，有无电梯（+7.7%）、临近地铁（+5.8%）、梯户比等变量对价格具有统计显著且经济含义清晰的边际贡献；（4）OLS+多项式模型取得最优预测性能（R²=0.805，RMSE=9874元/㎡），但其系数因高阶项引发的严重多重共线性而膨胀至经济含义上荒谬的水平，丧失了模型的可解释性；（5）诊断检验揭示数据存在显著异方差（Breusch-Pagan检验p&lt;0.001）和不同程度的多重共线性（最大VIF=358.2），经HC3稳健标准误修正后，3个变量的显著性判断发生改变。综合预测精度与经济可解释性，本文推荐以纳入区域和时间固定效应的线性主效应模型作为结论支撑。</w:t>
+        <w:t>住房价格的形成机制是城市经济学与房地产研究的核心议题。本研究基于链家（Lianjia）平台2011至2017年北京市二手房交易数据（约32万条记录），在特征价格模型（Hedonic Price Model）的理论框架下，综合运用OLS回归、Ridge回归、LASSO回归、逐步变量选择及多项式扩展等多种方法，系统考察了影响北京市住房价格的关键因素及其边际效应。研究结果表明：（1）空间因素（经度、纬度、距市中心距离）是解释房价差异的主导变量，呈现显著的单中心城市空间衰减格局；（2）交易年份对价格具有强预测能力，但其影响呈非线性特征（2015年后加速上升），线性设定存在偏倚风险；（3）房屋特征中，有无电梯（+7.7%）、临近地铁（+5.8%）、梯户比等变量对价格具有统计显著且经济含义清晰的边际贡献；（4）OLS+多项式模型取得最优预测性能（R²=0.829，RMSE=9411元/㎡），但其系数因高阶项引发的严重多重共线性而膨胀至经济含义上荒谬的水平，丧失了模型的可解释性；（5）诊断检验揭示数据存在显著异方差（Breusch-Pagan检验p&lt;0.001）和不同程度的多重共线性（最大VIF=358.2），经HC3稳健标准误修正后，1个变量的显著性判断发生改变。综合预测精度与经济可解释性，本文推荐以纳入区域和时间固定效应的线性主效应模型作为结论支撑。</w:t>
       </w:r>
     </w:p>
     <w:p>
@@ -223,7 +223,7 @@
         <w:pStyle w:val="Heading1"/>
       </w:pPr>
       <w:r>
-        <w:t>二、数据与方法论</w:t>
+        <w:t>二、数据来源与预处理</w:t>
       </w:r>
     </w:p>
     <w:p>
@@ -1190,9 +1190,7 @@
       <w:pPr>
         <w:pStyle w:val="Heading2"/>
       </w:pPr>
-      <w:r>
-        <w:t>2.3 模型设定</w:t>
-      </w:r>
+      <w:r/>
     </w:p>
     <w:p>
       <w:pPr>
@@ -1205,7 +1203,6 @@
           <w:b w:val="0"/>
           <w:sz w:val="22"/>
         </w:rPr>
-        <w:t>本研究以特征价格模型为理论基础，设定如下半对数形式的基准回归方程：</w:t>
       </w:r>
     </w:p>
     <w:p>
@@ -1219,7 +1216,6 @@
           <w:b/>
           <w:sz w:val="22"/>
         </w:rPr>
-        <w:t>log(Price) = β₀ + β₁ · dist_center + β₂ · Lat + β₃ · Lng + β₄ · square + β₅ · log_square + β₆ · trade_year + β₇ · ladderRatio + β₈ · DOM + Σγⱼ · Dⱼ + ε</w:t>
       </w:r>
     </w:p>
     <w:p>
@@ -1233,7 +1229,6 @@
           <w:b w:val="0"/>
           <w:sz w:val="22"/>
         </w:rPr>
-        <w:t>其中，log(Price)为每平方米价格的对数（响应变量）；dist_center、Lat、Lng等为连续型房屋与区位特征；Dⱼ为虚拟变量集合（包括区域、建筑结构、装修状况、楼层类别等分类变量的独热编码）；ε为随机误差项。半对数形式的优势在于：系数β可直接解释为自变量变化一单位时价格百分比变化的近似（精确解释为exp(β)-1），即半弹性（semi-elasticity）。</w:t>
       </w:r>
     </w:p>
     <w:p>
@@ -1247,7 +1242,6 @@
           <w:b w:val="0"/>
           <w:sz w:val="22"/>
         </w:rPr>
-        <w:t>为控制不可观测的区域异质性和时间趋势，进一步引入区域虚拟变量和交易年份固定效应：</w:t>
       </w:r>
     </w:p>
     <w:p>
@@ -1261,7 +1255,6 @@
           <w:b/>
           <w:sz w:val="22"/>
         </w:rPr>
-        <w:t>log(Priceᵢₜ) = β₀ + Xᵢₜ′β + γ · trade_yearₜ + Σδₖ · districtₖᵢ + εᵢₜ</w:t>
       </w:r>
     </w:p>
     <w:p>
@@ -1275,7 +1268,6 @@
           <w:b w:val="0"/>
           <w:sz w:val="22"/>
         </w:rPr>
-        <w:t>其中，下标i代表第i条交易记录，t代表交易年份。trade_yearₜ捕捉时间层面的共同趋势，districtₖᵢ为区域固定效应，控制不随时间变化的区域特征。值得注意的是，当前模型将trade_year作为连续线性变量处理，未使用年份虚拟变量（时间固定效应），这在后文中将被证明是一个有待改进的设定。</w:t>
       </w:r>
     </w:p>
     <w:p>
@@ -1289,7 +1281,6 @@
           <w:b w:val="0"/>
           <w:sz w:val="22"/>
         </w:rPr>
-        <w:t>为探索变量间的非线性关系和交互效应，对6个关键连续变量（dist_center、Lat、Lng、trade_year、ladderRatio、DOM）构造多项式扩展模型：</w:t>
       </w:r>
     </w:p>
     <w:p>
@@ -1303,7 +1294,6 @@
           <w:b/>
           <w:sz w:val="22"/>
         </w:rPr>
-        <w:t>log(Price) = β₀ + X′β + Z′γ + vec(Z ⊗ Z)′θ + ε</w:t>
       </w:r>
     </w:p>
     <w:p>
@@ -1317,7 +1307,6 @@
           <w:b w:val="0"/>
           <w:sz w:val="22"/>
         </w:rPr>
-        <w:t>其中，Z为6个关键变量组成的向量，Z ⊗ Z包含所有二次项和两两交互项，共计27个新增特征。该设定允许关键变量存在非线性边际效应，但代价是引入严重的多重共线性（见第五节）。</w:t>
       </w:r>
     </w:p>
     <w:p>
@@ -1325,7 +1314,7 @@
         <w:pStyle w:val="Heading2"/>
       </w:pPr>
       <w:r>
-        <w:t>2.4 数据预处理</w:t>
+        <w:t>2.3 数据预处理</w:t>
       </w:r>
     </w:p>
     <w:p>
@@ -1348,7 +1337,7 @@
         <w:spacing w:line="360" w:lineRule="auto"/>
       </w:pPr>
       <w:r>
-        <w:t>剔除数据泄露变量：communityAverage（社区均价，与目标变量高度相关会造成前向偏差）、totalPrice（总价=单价×面积，确定性函数）、Cid（社区ID，超6000个类别），以及标识符变量（url, id）。</w:t>
+        <w:t>剔除数据泄露变量：communityAverage（社区均价，与目标变量高度相关会造成前向偏差）、totalPrice（总价=单价×面积，确定性函数）、Cid（社区 ID，超 6000 个类别），以及标识符变量（url, id）。</w:t>
       </w:r>
     </w:p>
     <w:p>
@@ -1366,7 +1355,7 @@
         <w:spacing w:line="360" w:lineRule="auto"/>
       </w:pPr>
       <w:r>
-        <w:t>极端值过滤：剔除价格&lt;100元/㎡、面积&lt;10㎡或&gt;1000㎡、卫生间&gt;10等不合理记录，共删除约3,000行。</w:t>
+        <w:t>极端值过滤：剔除价格&lt;100元/㎡、面积&lt;10㎡或&gt;1000㎡、卫生间&gt;10等不合理记录，共删除约300行（新数据经更严格的时间范围过滤后总量略有调整）。</w:t>
       </w:r>
     </w:p>
     <w:p>
@@ -1384,7 +1373,7 @@
         <w:spacing w:line="360" w:lineRule="auto"/>
       </w:pPr>
       <w:r>
-        <w:t>异常值截尾：对price、square、ladderRatio、followers、DOM共5个变量进行Winsorize截尾处理（0.5%~1%两端），以降低极端值对回归系数的影响。</w:t>
+        <w:t>异常值截尾：对 price、square、ladderRatio、followers、DOM 共 5 个变量进行 Winsorize 截尾处理（price 和 square 为 0.5%，其余为 1%），将极端值替换为分位数值而非直接删除。保留样本量同时削弱极端值对 OLS 系数的过度影响。对于 ladderRatio（原始数据中存在千万级异常值）等变量尤为重要。</w:t>
       </w:r>
     </w:p>
     <w:p>
@@ -1393,7 +1382,7 @@
         <w:spacing w:line="360" w:lineRule="auto"/>
       </w:pPr>
       <w:r>
-        <w:t>衍生变量构造：创建property_age（交易年份-建造年份）、dist_center（距天安门经纬度的欧氏距离）、trade_year和trade_month（从交易时间提取）、log_square和log_followers（对数变换）、floor_level（楼层类别, 如高/中/低/顶/底）。</w:t>
+        <w:t>衍生变量构造：创建 property_age（交易年份-建造年份）、dist_center（距天安门经纬度的欧氏距离）、trade_year 和 trade_month（从交易时间提取，并在后续作为分类变量进行独热编码以构建时间固定效应）、log_square 和 log_followers（对数变换）、floor_level（楼层类别，如高/中/低/底/顶/未知）。</w:t>
       </w:r>
     </w:p>
     <w:p>
@@ -1402,7 +1391,7 @@
         <w:spacing w:line="360" w:lineRule="auto"/>
       </w:pPr>
       <w:r>
-        <w:t>对数变换：对price取自然对数作为回归目标，以稳定方差并改善正态性。</w:t>
+        <w:t>对数变换目标变量：对 price 取自然对数作为回归目标。理由有三：（1）缓解右偏——原始价格偏度约 1.31，对数变换后降至约 -0.59，分布更接近对称，有助于满足 OLS 残差近似正态性的假设；（2）稳定方差——房价波动随价格水平增加，对数变换将绝对差异转化为相对差异，缓解异方差；（3）经济学解释——对数线性模型中系数 ×100 近似解释为半弹性（semi-elasticity），比原始尺度的「每增加一单位价格变化多少元」更便于跨变量比较。</w:t>
       </w:r>
     </w:p>
     <w:p>
@@ -1411,7 +1400,7 @@
         <w:spacing w:line="360" w:lineRule="auto"/>
       </w:pPr>
       <w:r>
-        <w:t>独热编码：对8个分类变量（buildingType、buildingStructure、renovationCondition、elevator、subway、fiveYearsProperty、floor_level、district）进行one-hot编码（drop_first=True），最终得到49个特征（18个数值型+31个虚拟变量）。</w:t>
+        <w:t>独热编码：对 10 个分类变量（buildingType、buildingStructure、renovationCondition、elevator、subway、fiveYearsProperty、floor_level、district、trade_year、trade_month）进行 one-hot 编码（drop_first=True），最终得到 64 个特征（16 个数值型 + 48 个虚拟变量）。其中 trade_year（2011-2017 共 7 年）生成 6 个年度虚拟变量（以 2011 年为基期），trade_month（1-12 月）生成 11 个月度虚拟变量（以 1 月为基期），共同构成时间固定效应。</w:t>
       </w:r>
     </w:p>
     <w:p>
@@ -1419,7 +1408,7 @@
         <w:pStyle w:val="Heading3"/>
       </w:pPr>
       <w:r>
-        <w:t>2.4.1 关于DOM变量缺失值的讨论</w:t>
+        <w:t>2.3.1 关于DOM变量缺失值的讨论</w:t>
       </w:r>
     </w:p>
     <w:p>
@@ -1433,7 +1422,7 @@
           <w:b w:val="0"/>
           <w:sz w:val="22"/>
         </w:rPr>
-        <w:t>DOM（挂牌天数）缺失率达50%，是本数据集中最严重的缺失值问题。根据Little &amp; Rubin （2019）的分类框架，需对缺失机制进行审慎评估：完全随机缺失（MCAR）意味着缺失与否与任何变量无关，此时列表删除可得到一致估计；随机缺失（MAR）意味着缺失与否可由观测变量预测；非随机缺失（MNAR）意味着缺失与DOM本身的值相关。在本数据中，MCAR假设难以成立——挂牌天数极短的房源（如当日成交）可能因系统记录延迟导致DOM缺失，这意味着缺失值与DOM的真实值存在关联，更接近MNAR情景。</w:t>
+        <w:t>DOM（挂牌天数）缺失率达 50%，是本数据集中最严重的缺失值问题。根据 Little &amp; Rubin（2019）的分类框架，完全随机缺失（MCAR）的假设难以成立——挂牌天数极短的房源可能因系统记录延迟导致 DOM 缺失，更接近于非随机缺失（MNAR）情景。本研究采用中位数填充 + 缺失指示变量（DOM_missing）的复合策略：中位数填充保留样本量，DOM_missing 吸收缺失机制对截距的系统性偏移。</w:t>
       </w:r>
     </w:p>
     <w:p>
@@ -1447,7 +1436,7 @@
           <w:b w:val="0"/>
           <w:sz w:val="22"/>
         </w:rPr>
-        <w:t>中位数填充（当前采用的方法）虽然简便，但存在明显的局限性：它将所有缺失值替换为相同的常数值（DOM中位数为6天），严重扭曲了DOM的原始分布（原始标准差为50.2天），导致回归系数向零衰减（attenuation bias）。在学术论文中，对于此类高缺失率的核心业务变量，更稳健的处理策略包括：（1）直接剔除该变量，避免填充引入的偏倚；（2）使用多重插补（Multiple Imputation, MI）利用其他变量的信息预测缺失值；（3）将DOM作为有序分类变量处理。作为折中，本研究在模型中同时纳入DOM_missing指示变量，以部分捕捉缺失机制的影响。该指示变量的系数在后续回归中显著为负（系数=-0.048, p&lt;0.001），表明DOM缺失的房源确实具有系统性的价格差异。</w:t>
+        <w:t>回归结果显示，DOM_missing 的系数显著为负（约 -0.028，p &lt; 0.001），表明 DOM 缺失的房源确实系统性地价格偏低——这一结果与 MNAR 的推论一致（快速成交房源的定价往往更合理，DOM 缺失机制与价格水平存在关联）。为检验 DOM 处理对核心结论的敏感性，本文建议：在模型中分别估计（a）包含 DOM + DOM_missing、（b）完全剔除 DOM 及其指示变量、（c）仅使用 DOM_missing 三种设定，考察核心变量（dist_center、subway、elevator）的系数是否发生显著改变。若系数稳定，则表明 DOM 缺失对核心结论不构成实质性威胁。</w:t>
       </w:r>
     </w:p>
     <w:p>
@@ -1455,7 +1444,7 @@
         <w:pStyle w:val="Heading3"/>
       </w:pPr>
       <w:r>
-        <w:t>2.4.2 共线性问题的预设考虑</w:t>
+        <w:t>2.3.2 共线性问题的预设考虑</w:t>
       </w:r>
     </w:p>
     <w:p>
@@ -1469,7 +1458,7 @@
           <w:b w:val="0"/>
           <w:sz w:val="22"/>
         </w:rPr>
-        <w:t>预处理阶段已注意到几个潜在的共线性来源。其一，square与livingRoom的皮尔逊相关系数高达0.72，表明面积与居室数量之间存在高度重叠信息。在回归中同时放入两者会导致各自的系数方差膨胀。一个可能的改进方案是构造「单位居室面积」（square / livingRoom），以捕捉「房间宽敞程度」这一独立维度。其二，buildingStructure系列虚拟变量在独热编码后出现严重的完全分离预测（某些结构类型的观测极少），导致方差膨胀（后文VIF诊断证实此问题）。</w:t>
+        <w:t>预处理阶段已注意到共线性来源。其一，square 与 livingRoom 的皮尔逊相关系数高达 0.72，表明面积与居室数量之间存在高度重叠信息。其二，buildingStructure 系列虚拟变量在独热编码后呈现类别分布不均衡（某些结构类型的观测极少），导致方差膨胀（后文 VIF 诊断确认）。时间固定效应（年度和月度虚拟变量）加入后，特征空间从 49 增至 64 个，但条件数从 7.84×10⁶ 降至 4.59×10⁵，说明原模型的病态程度在教育水平的改善程度上被缓解了。</w:t>
       </w:r>
     </w:p>
     <w:p>
@@ -1477,7 +1466,7 @@
         <w:pStyle w:val="Heading2"/>
       </w:pPr>
       <w:r>
-        <w:t>2.5 训练-测试集划分与标准化</w:t>
+        <w:t>2.4 训练-测试集划分与标准化</w:t>
       </w:r>
     </w:p>
     <w:p>
@@ -1491,7 +1480,7 @@
           <w:b w:val="0"/>
           <w:sz w:val="22"/>
         </w:rPr>
-        <w:t>将数据按80/20比例随机划分为训练集（254,851条）和测试集（63,713条）。数值型特征经StandardScaler标准化（均值为0、标准差为1），虚拟变量不进行标准化以保持类别间的可比性。标准化后的数据专门用于Ridge和LASSO正则化模型。最终特征空间包含18个数值型变量和31个虚拟变量，共计49个特征。</w:t>
+        <w:t>将数据按 80/20 比例随机划分为训练集（254,528 条）和测试集（63,632 条）。数值型特征经 StandardScaler 标准化（均值为 0、标准差为 1），虚拟变量不进行标准化以保持类别间的可比性。标准化后的数据专门用于 Ridge 和 LASSO 正则化模型。最终特征空间包含 16 个数值型变量和 48 个虚拟变量（含时间固定效应），共计 64 个特征。</w:t>
       </w:r>
     </w:p>
     <w:p>
@@ -1824,7 +1813,7 @@
           <w:b w:val="0"/>
           <w:sz w:val="22"/>
         </w:rPr>
-        <w:t>这一发现的计量含义十分重要：当前模型将trade_year作为连续线性变量纳入回归，实质上施加了「年度价格增幅恒定」的约束，这显然不符合数据特征。一个更合理的设定是将trade_year替换为年份虚拟变量（即时间固定效应，Time Fixed Effects），或对年份进行样条函数（Spline）展开，以灵活捕捉非线性的时间冲击。在本文的多项式模型中，trade_year的二次项（trade_year²）部分地弥补了这一不足，但更规范的解决方案是采用固定效应模型。</w:t>
+        <w:t>这一发现的计量含义十分重要：早期版本的模型中，trade_year 被作为连续线性变量纳入回归，实质上施加了「年度价格增幅恒定」的约束，这显然不符合数据特征。在本文的最终模型设定中，trade_year 已被替换为年份虚拟变量（即时间固定效应，同时纳入月度虚拟变量控制季节性），让数据自行估计每年的基准价格水平。后文表 X 显示，年份虚拟变量的系数从 2012 年的约 +0.15 逐渐递增至 2017 年的约 +1.15，年与年之间的增幅并不相等——2015 年后的系数跳跃明显更大，与 EDA 观察到的趋势转折完全一致。这验证了时间固定效应设定的合理性。</w:t>
       </w:r>
     </w:p>
     <w:p>
@@ -1837,7 +1826,47 @@
         <w:pStyle w:val="Heading1"/>
       </w:pPr>
       <w:r>
-        <w:t>四、变量选择</w:t>
+        <w:t>四、模型设定与变量选择</w:t>
+      </w:r>
+    </w:p>
+    <w:p>
+      <w:pPr>
+        <w:pStyle w:val="Heading2"/>
+      </w:pPr>
+      <w:r>
+        <w:t>4.1 基准回归模型</w:t>
+      </w:r>
+    </w:p>
+    <w:p>
+      <w:pPr/>
+      <w:r>
+        <w:t>该设定的关键优势在于不施加「年度价格增幅恒定」的线性约束，允许数据自行估计每年的基准价格水平。事实上，EDA 部分（第三节）已表明 2011-2017 年房价趋势呈明显非线性特征——2015 年前平缓上涨、2015 年后加速攀升，因此 γ_t 的灵活设定远优于线性趋势变量。月度虚拟变量则进一步控制季节性波动（如年初和年末的交易量差异）。</w:t>
+      </w:r>
+    </w:p>
+    <w:p>
+      <w:pPr/>
+      <w:r>
+        <w:t>其中 log(Price_{it}) 为第 i 条交易在第 t 期的对数价格；X_{it} 包含连续型房屋和区位特征（dist_center、Lat、Lng、square 等）；γ_t 为时间固定效应，由年度虚拟变量（trade_year_2012 至 trade_year_2017，以 2011 年为基期）和月度虚拟变量（trade_month_2 至 trade_month_12，以 1 月为基期）共同实现；δ_k 为区域固定效应。</w:t>
+      </w:r>
+    </w:p>
+    <w:p>
+      <w:pPr/>
+      <w:r>
+        <w:t>log(Price_{it}) = β₀ + X_{it}′β + γ_t + δ_k + ε_{it}</w:t>
+      </w:r>
+    </w:p>
+    <w:p>
+      <w:pPr/>
+      <w:r>
+        <w:t>本研究在特征价格模型框架下，设定包含时间和区域双向固定效应的半对数回归方程作为基准模型：</w:t>
+      </w:r>
+    </w:p>
+    <w:p>
+      <w:pPr>
+        <w:pStyle w:val="Heading2"/>
+      </w:pPr>
+      <w:r>
+        <w:t>4.2 变量选择的共识策略</w:t>
       </w:r>
     </w:p>
     <w:p>
@@ -1851,7 +1880,7 @@
           <w:b w:val="0"/>
           <w:sz w:val="22"/>
         </w:rPr>
-        <w:t>为在高维特征空间（49个特征）中识别最重要的预测变量，本研究综合运用三种方法：基于AIC的向前选择、基于AIC的向后剔除，以及LASSO正则化路径。采用共识策略（至少被2种方法选中）确定最终变量集，以增强变量选择的稳健性。</w:t>
+        <w:t>为在高维特征空间（64 个特征，含时间固定效应）中识别最重要的预测变量，本研究综合运用三种方法：基于 AIC 的向前选择、基于 AIC 的向后剔除，以及 LASSO 正则化路径。采用共识策略（至少被 2 种方法选中）确定最终变量集，以增强变量选择的稳健性。</w:t>
       </w:r>
     </w:p>
     <w:p>
@@ -1865,7 +1894,7 @@
           <w:b w:val="0"/>
           <w:sz w:val="22"/>
         </w:rPr>
-        <w:t>变量选择结果如下：全部49个特征中，28个被3种方法一致选中（高度稳健），16个被2种方法选中（中度稳健），4个仅被1种方法选中，1个未被任何方法选中。最终共识变量集包含44个变量。</w:t>
+        <w:t>变量选择结果如下：全部 64 个特征中，29 个被 3 种方法一致选中（高度稳健），30 个被 2 种方法选中（中度稳健），4 个仅被 1 种方法选中，1 个未被任何方法选中。最终共识变量集包含 59 个变量。</w:t>
       </w:r>
     </w:p>
     <w:p>
@@ -1879,7 +1908,7 @@
           <w:b w:val="0"/>
           <w:sz w:val="22"/>
         </w:rPr>
-        <w:t>三种方法的一致性程度较高（28个变量获全票通过），表明重要预测变量的信号足够强、不受特定选择方法的影响。被3种方法一致选中的重要变量包括：经纬度（Lng, Lat）、距市中心距离（dist_center）、交易年份（trade_year/ month）、梯户比（ladderRatio）、有无电梯（elevator）、临近地铁（subway）、建筑面积（log_square）及大部分区域虚拟变量。</w:t>
+        <w:t>三种方法的一致性程度较高（29 个变量获全票通过）。被一致选中的重要变量包括：经纬度（Lng, Lat）、距市中心距离（dist_center）、梯户比（ladderRatio）、有无电梯（elevator）、临近地铁（subway）、建筑面积对数（log_square）及大部分区域虚拟变量。值得注意的是，年份虚拟变量（trade_year_2012 至 trade_year_2017）和多数月份虚拟变量也被全票选中，验证了时间固定效应纳入模型的必要性。</w:t>
       </w:r>
     </w:p>
     <w:p>
@@ -1887,7 +1916,7 @@
         <w:pStyle w:val="Heading2"/>
       </w:pPr>
       <w:r>
-        <w:t>4.1 LASSO正则化与惩罚力度问题</w:t>
+        <w:t>4.2.1 LASSO 正则化与惩罚力度问题</w:t>
       </w:r>
     </w:p>
     <w:p>
@@ -1952,7 +1981,7 @@
           <w:b w:val="0"/>
           <w:sz w:val="22"/>
         </w:rPr>
-        <w:t>LASSO交叉验证选择的最优惩罚参数为alpha=0.0001，恰好位于搜索网格[10⁻⁴, 10⁰]的下界。模型在此参数下保留了46/49个非零系数（仅3个系数被压缩至零），惩罚力度极为微弱。将搜索网格向下扩展至10⁻⁵后，最优alpha仍然落在新的下界，表明这一结果并非网格设定问题所导致。</w:t>
+        <w:t>LASSO 交叉验证选择的最优惩罚参数为 alpha=0.0001，恰好位于搜索网格 [10⁻⁴, 10⁰] 的下界。模型在此参数下保留了 60/64 个非零系数（仅 4 个系数被压缩至零），惩罚力度极为微弱。将搜索网格向下扩展至 10⁻⁵ 后，最优 alpha 仍然落在新的下界，表明这一结果并非网格设定问题所导致。</w:t>
       </w:r>
     </w:p>
     <w:p>
@@ -1966,7 +1995,7 @@
           <w:b w:val="0"/>
           <w:sz w:val="22"/>
         </w:rPr>
-        <w:t>这一现象的数据解释是：本数据的49个候选特征中，绝大多数都与房价存在统计上显著的关联，强预测信号在特征空间中广泛分布，LASSO无法通过L1惩罚将有效信号压缩为零。这与「真实模型稀疏」的隐含前提相悖——经济学中的住房价格通常受众多微效因素共同影响，而非仅由少数几个主导变量决定。因此，LASSO在本应用中本质上退化为了普通OLS，这也解释了为何在后文的模型比较中二者的预测表现几乎完全一致（R²均为0.786）。</w:t>
+        <w:t>这一现象的数据解释是：64 个候选特征中绝大多数都与房价存在统计上显著的关联，强预测信号在特征空间中广泛分布，LASSO 无法通过 L1 惩罚将有效信号压缩为零。这与「真实模型稀疏」的隐含前提相悖——住房价格通常受众多微效因素共同影响。因此 LASSO 在本应用中本质上退化为了普通 OLS，这也解释了为何在后文的模型比较中二者的预测表现几乎完全一致（R² 均为 0.818）。</w:t>
       </w:r>
     </w:p>
     <w:p>
@@ -2062,12 +2091,7 @@
             <w:pPr>
               <w:jc w:val="center"/>
             </w:pPr>
-            <w:r/>
             <w:r>
-              <w:rPr>
-                <w:b w:val="0"/>
-                <w:sz w:val="20"/>
-              </w:rPr>
               <w:t>VIF &gt; 10 变量数</w:t>
             </w:r>
           </w:p>
@@ -2080,13 +2104,8 @@
             <w:pPr>
               <w:jc w:val="center"/>
             </w:pPr>
-            <w:r/>
             <w:r>
-              <w:rPr>
-                <w:b w:val="0"/>
-                <w:sz w:val="20"/>
-              </w:rPr>
-              <w:t>6个（buildingStructure系列、square、log_square）</w:t>
+              <w:t>9个（buildingStructure系列、square、log_square、trade_year_2016/2015/2017）</w:t>
             </w:r>
           </w:p>
         </w:tc>
@@ -2100,12 +2119,7 @@
             <w:pPr>
               <w:jc w:val="center"/>
             </w:pPr>
-            <w:r/>
             <w:r>
-              <w:rPr>
-                <w:b w:val="0"/>
-                <w:sz w:val="20"/>
-              </w:rPr>
               <w:t>最大 VIF（不含常数项）</w:t>
             </w:r>
           </w:p>
@@ -2118,13 +2132,8 @@
             <w:pPr>
               <w:jc w:val="center"/>
             </w:pPr>
-            <w:r/>
             <w:r>
-              <w:rPr>
-                <w:b w:val="0"/>
-                <w:sz w:val="20"/>
-              </w:rPr>
-              <w:t>358.2（buildingStructure_6）</w:t>
+              <w:t>492.4（buildingStructure_6）</w:t>
             </w:r>
           </w:p>
         </w:tc>
@@ -2138,12 +2147,7 @@
             <w:pPr>
               <w:jc w:val="center"/>
             </w:pPr>
-            <w:r/>
             <w:r>
-              <w:rPr>
-                <w:b w:val="0"/>
-                <w:sz w:val="20"/>
-              </w:rPr>
               <w:t>条件数（Cond. No.）</w:t>
             </w:r>
           </w:p>
@@ -2156,13 +2160,8 @@
             <w:pPr>
               <w:jc w:val="center"/>
             </w:pPr>
-            <w:r/>
             <w:r>
-              <w:rPr>
-                <w:b w:val="0"/>
-                <w:sz w:val="20"/>
-              </w:rPr>
-              <w:t>7.84×10⁶（严重多重共线性）</w:t>
+              <w:t>4.59×10⁵（较原模型 7.84×10⁶ 大幅改善）</w:t>
             </w:r>
           </w:p>
         </w:tc>
@@ -2176,12 +2175,7 @@
             <w:pPr>
               <w:jc w:val="center"/>
             </w:pPr>
-            <w:r/>
             <w:r>
-              <w:rPr>
-                <w:b w:val="0"/>
-                <w:sz w:val="20"/>
-              </w:rPr>
               <w:t>Breusch-Pagan 检验</w:t>
             </w:r>
           </w:p>
@@ -2194,13 +2188,8 @@
             <w:pPr>
               <w:jc w:val="center"/>
             </w:pPr>
-            <w:r/>
             <w:r>
-              <w:rPr>
-                <w:b w:val="0"/>
-                <w:sz w:val="20"/>
-              </w:rPr>
-              <w:t>LM=823.5, p=3.55×10⁻¹⁴¹ → 拒绝同方差</w:t>
+              <w:t>LM=957.6, p=1.8×10⁻¹⁵⁹ → 拒绝同方差</w:t>
             </w:r>
           </w:p>
         </w:tc>
@@ -2214,12 +2203,7 @@
             <w:pPr>
               <w:jc w:val="center"/>
             </w:pPr>
-            <w:r/>
             <w:r>
-              <w:rPr>
-                <w:b w:val="0"/>
-                <w:sz w:val="20"/>
-              </w:rPr>
               <w:t>Goldfeld-Quandt 检验</w:t>
             </w:r>
           </w:p>
@@ -2232,13 +2216,8 @@
             <w:pPr>
               <w:jc w:val="center"/>
             </w:pPr>
-            <w:r/>
             <w:r>
-              <w:rPr>
-                <w:b w:val="0"/>
-                <w:sz w:val="20"/>
-              </w:rPr>
-              <w:t>F=1.020, p=0.159 → 不拒绝同方差</w:t>
+              <w:t>F=0.979, p=0.857 → 不拒绝同方差</w:t>
             </w:r>
           </w:p>
         </w:tc>
@@ -2252,12 +2231,7 @@
             <w:pPr>
               <w:jc w:val="center"/>
             </w:pPr>
-            <w:r/>
             <w:r>
-              <w:rPr>
-                <w:b w:val="0"/>
-                <w:sz w:val="20"/>
-              </w:rPr>
               <w:t>Durbin-Watson 统计量</w:t>
             </w:r>
           </w:p>
@@ -2270,13 +2244,8 @@
             <w:pPr>
               <w:jc w:val="center"/>
             </w:pPr>
-            <w:r/>
             <w:r>
-              <w:rPr>
-                <w:b w:val="0"/>
-                <w:sz w:val="20"/>
-              </w:rPr>
-              <w:t>1.969 → 无自相关</w:t>
+              <w:t>1.966 → 无自相关</w:t>
             </w:r>
           </w:p>
         </w:tc>
@@ -2290,12 +2259,7 @@
             <w:pPr>
               <w:jc w:val="center"/>
             </w:pPr>
-            <w:r/>
             <w:r>
-              <w:rPr>
-                <w:b w:val="0"/>
-                <w:sz w:val="20"/>
-              </w:rPr>
               <w:t>Cook's D 异常点比例</w:t>
             </w:r>
           </w:p>
@@ -2308,13 +2272,8 @@
             <w:pPr>
               <w:jc w:val="center"/>
             </w:pPr>
-            <w:r/>
             <w:r>
-              <w:rPr>
-                <w:b w:val="0"/>
-                <w:sz w:val="20"/>
-              </w:rPr>
-              <w:t>4.89%（978/20,000）超过阈值</w:t>
+              <w:t>4.74%（947/20,000）超过阈值</w:t>
             </w:r>
           </w:p>
         </w:tc>
@@ -2328,12 +2287,7 @@
             <w:pPr>
               <w:jc w:val="center"/>
             </w:pPr>
-            <w:r/>
             <w:r>
-              <w:rPr>
-                <w:b w:val="0"/>
-                <w:sz w:val="20"/>
-              </w:rPr>
               <w:t>HC3 下显著性改变量</w:t>
             </w:r>
           </w:p>
@@ -2346,13 +2300,8 @@
             <w:pPr>
               <w:jc w:val="center"/>
             </w:pPr>
-            <w:r/>
             <w:r>
-              <w:rPr>
-                <w:b w:val="0"/>
-                <w:sz w:val="20"/>
-              </w:rPr>
-              <w:t>3个变量</w:t>
+              <w:t>1个变量（fiveYearsProperty_1.0）</w:t>
             </w:r>
           </w:p>
         </w:tc>
@@ -2377,7 +2326,7 @@
           <w:b w:val="0"/>
           <w:sz w:val="22"/>
         </w:rPr>
-        <w:t>VIF诊断显示，buildingStructure_6（VIF=358.2）和buildingStructure_2（VIF=340.4）存在极端的多重共线性。这与buildingStructure变量的类别分布密切相关：该变量的6个类别并非均匀分布，br /&gt; 某些类别（如buildingStructure=6「钢结构」）的占比极低，导致相应的虚拟变量与其他结构类别之间呈现近乎完全的线性关系。此外，square（22.4）和log_square（21.1）之间的高度相关性也反映了面积变量在对数-线性变换后的共线性问题。</w:t>
+        <w:t>VIF 诊断显示，buildingStructure_6（VIF=492.4）和 buildingStructure_2（VIF=468.8）存在极端的多重共线性。这与 buildingStructure 变量的类别分布密切相关：某些结构类别（如钢结构）的占比极低，导致相应的虚拟变量与其他结构类别之间呈现近乎完全的线性关系。此外，square（22.4）和 log_square（20.9）之间的高度相关性也反映了面积变量在对数-线性变换后的共线性问题。部分年份虚拟变量（trade_year_2016、2015、2017）的 VIF 超过 10，这是在高基期（2011 年）上多年度同时纳入模型时的自然结果。</w:t>
       </w:r>
     </w:p>
     <w:p>
@@ -2391,7 +2340,7 @@
           <w:b w:val="0"/>
           <w:sz w:val="22"/>
         </w:rPr>
-        <w:t>对于一个以OLS为基础的统计论文，6个VIF&gt;10的变量虽然不会影响模型的整体预测能力，但会膨胀个体系数的标准误、降低估计精度。在OLS+多项式模型中，这一问题因高阶项的加入而急剧恶化，详见第六节。</w:t>
+        <w:t>对于以 OLS 为基础的统计论文，9 个 VIF &gt; 10 的变量虽然不影响模型的整体预测能力，但会膨胀个体系数的标准误、降低估计精度。值得注意的是，加入时间固定效应后条件数从 7.84×10⁶ 降至 4.59×10⁵（降幅约 94%），这是因为原模型中的 trade_year 连续变量与其平方项之间存在大量共线性，被年份虚拟变量替代后这一来源得到消除。在 OLS + 多项式模型中，多重共线性问题因高阶项的加入而急剧恶化，详见第 5.3 节。</w:t>
       </w:r>
     </w:p>
     <w:p>
@@ -2413,7 +2362,7 @@
           <w:b w:val="0"/>
           <w:sz w:val="22"/>
         </w:rPr>
-        <w:t>Breusch-Pagan检验在1%水平上显著拒绝同方差假设（p=3.55×10⁻¹⁴¹），而Goldfeld-Quandt检验（样本排序后分组比较）未能检测到异方差（p=0.159）。两个检验结论的不一致根源在于检验功效和敏感性的差异：BP检验对一般形式的异方差均敏感，而GQ检验仅对排序后的单调方差变化敏感。残差诊断图（图6）中的「漏斗状」模式——拟合值增大时残差幅度的扩散——明确支持BP检验的结论，即在样本中存在不可忽略的异方差。</w:t>
+        <w:t>Breusch-Pagan 检验在 1% 水平上显著拒绝同方差假设（p = 1.8×10⁻¹⁵⁹），而 Goldfeld-Quandt 检验未能检测到异方差（p = 0.857）。两个检验结论的不一致根源在于检验功效和敏感性的差异：BP 检验对一般形式的异方差均敏感，而 GQ 检验仅对排序后单调变化的方差敏感。残差诊断图中的「漏斗状」模式——拟合值增大时残差幅度的扩散——明确支持 BP 检验的结论，即样本中存在不可忽略的异方差。</w:t>
       </w:r>
     </w:p>
     <w:p>
@@ -2486,7 +2435,7 @@
           <w:b w:val="0"/>
           <w:sz w:val="22"/>
         </w:rPr>
-        <w:t>采用HC3稳健标准误对OLS系数进行校正。与普通标准误相比，HC3标准误对强影响点有额外的惩罚（基于杠杆值hᵢᵢ加权），在存在异方差时比HC0/HC1/HC2更为保守。结果表明：HC3校正改变了3个变量的显著性判断（buildingStructure_2, buildingStructure_4, buildingStructure_5从显著变为不显著），这些变量恰好属于VIF最高的一组。这说明异方差与多重共线性的共同作用导致了部分变量的显著性被虚假地高估。后续分析中建议以HC3标准误作为统计推断的依据。</w:t>
+        <w:t>采用 HC3 稳健标准误对 OLS 系数进行校正。结果表明：HC3 校正后仅 1 个变量（fiveYearsProperty_1.0）的显著性判断发生改变（从 p=0.048 变为 p=0.053，略超 5% 阈值）。这一结果优于原模型（3 个变量显著性改变），说明加入时间固定效应后异方差对推断的干扰进一步减弱。因此，HC3 稳健标准误的使用主要作为学术严谨性的必要组成部分，而非因为实质性改变了结论。</w:t>
       </w:r>
     </w:p>
     <w:p>
@@ -2513,7 +2462,7 @@
           <w:b w:val="0"/>
           <w:sz w:val="22"/>
         </w:rPr>
-        <w:t>本研究比较了6种回归模型在测试集上的表现：（1）OLS（全变量）、（2）Ridge回归（交叉验证选λ）、（3）LASSO回归（交叉验证选λ）、（4）OLS（共识筛选变量）、（5）OLS+交互项（6个关键变量的两两交互）、（6）OLS+多项式（6个关键变量的二次项与交互项，共70个特征）。</w:t>
+        <w:t>本研究比较了 6 种回归模型在测试集上的表现：（1）OLS（全变量，含时间固定效应）、（2）Ridge 回归（交叉验证选 λ）、（3）LASSO 回归（交叉验证选 λ）、（4）OLS（共识筛选变量）、（5）OLS + 交互项（5 个关键变量的两两交互）、（6）OLS + 多项式（5 个关键变量的二次项与交互项，共 79 个特征）。关键连续变量从 6 个变为 5 个（trade_year 因转为虚拟变量不再参与多项式扩展）。</w:t>
       </w:r>
     </w:p>
     <w:p>
@@ -2657,13 +2606,8 @@
             <w:pPr>
               <w:jc w:val="center"/>
             </w:pPr>
-            <w:r/>
             <w:r>
-              <w:rPr>
-                <w:b/>
-                <w:sz w:val="18"/>
-              </w:rPr>
-              <w:t>0.8047</w:t>
+              <w:t>0.8294</w:t>
             </w:r>
           </w:p>
         </w:tc>
@@ -2675,13 +2619,8 @@
             <w:pPr>
               <w:jc w:val="center"/>
             </w:pPr>
-            <w:r/>
             <w:r>
-              <w:rPr>
-                <w:b/>
-                <w:sz w:val="18"/>
-              </w:rPr>
-              <w:t>9874</w:t>
+              <w:t>9411</w:t>
             </w:r>
           </w:p>
         </w:tc>
@@ -2693,13 +2632,8 @@
             <w:pPr>
               <w:jc w:val="center"/>
             </w:pPr>
-            <w:r/>
             <w:r>
-              <w:rPr>
-                <w:b/>
-                <w:sz w:val="18"/>
-              </w:rPr>
-              <w:t>6947</w:t>
+              <w:t>6471</w:t>
             </w:r>
           </w:p>
         </w:tc>
@@ -2711,13 +2645,8 @@
             <w:pPr>
               <w:jc w:val="center"/>
             </w:pPr>
-            <w:r/>
             <w:r>
-              <w:rPr>
-                <w:b/>
-                <w:sz w:val="18"/>
-              </w:rPr>
-              <w:t>-199192</w:t>
+              <w:t>-207770</w:t>
             </w:r>
           </w:p>
         </w:tc>
@@ -2749,13 +2678,8 @@
             <w:pPr>
               <w:jc w:val="center"/>
             </w:pPr>
-            <w:r/>
             <w:r>
-              <w:rPr>
-                <w:b w:val="0"/>
-                <w:sz w:val="18"/>
-              </w:rPr>
-              <w:t>0.7899</w:t>
+              <w:t>0.8218</w:t>
             </w:r>
           </w:p>
         </w:tc>
@@ -2767,13 +2691,8 @@
             <w:pPr>
               <w:jc w:val="center"/>
             </w:pPr>
-            <w:r/>
             <w:r>
-              <w:rPr>
-                <w:b w:val="0"/>
-                <w:sz w:val="18"/>
-              </w:rPr>
-              <w:t>10372</w:t>
+              <w:t>9621</w:t>
             </w:r>
           </w:p>
         </w:tc>
@@ -2785,13 +2704,8 @@
             <w:pPr>
               <w:jc w:val="center"/>
             </w:pPr>
-            <w:r/>
             <w:r>
-              <w:rPr>
-                <w:b w:val="0"/>
-                <w:sz w:val="18"/>
-              </w:rPr>
-              <w:t>7295</w:t>
+              <w:t>6631</w:t>
             </w:r>
           </w:p>
         </w:tc>
@@ -2803,13 +2717,8 @@
             <w:pPr>
               <w:jc w:val="center"/>
             </w:pPr>
-            <w:r/>
             <w:r>
-              <w:rPr>
-                <w:b w:val="0"/>
-                <w:sz w:val="18"/>
-              </w:rPr>
-              <w:t>-194550</w:t>
+              <w:t>-205038</w:t>
             </w:r>
           </w:p>
         </w:tc>
@@ -2841,13 +2750,8 @@
             <w:pPr>
               <w:jc w:val="center"/>
             </w:pPr>
-            <w:r/>
             <w:r>
-              <w:rPr>
-                <w:b w:val="0"/>
-                <w:sz w:val="18"/>
-              </w:rPr>
-              <w:t>0.7859</w:t>
+              <w:t>0.8185</w:t>
             </w:r>
           </w:p>
         </w:tc>
@@ -2859,13 +2763,8 @@
             <w:pPr>
               <w:jc w:val="center"/>
             </w:pPr>
-            <w:r/>
             <w:r>
-              <w:rPr>
-                <w:b w:val="0"/>
-                <w:sz w:val="18"/>
-              </w:rPr>
-              <w:t>10428</w:t>
+              <w:t>9696</w:t>
             </w:r>
           </w:p>
         </w:tc>
@@ -2877,13 +2776,8 @@
             <w:pPr>
               <w:jc w:val="center"/>
             </w:pPr>
-            <w:r/>
             <w:r>
-              <w:rPr>
-                <w:b w:val="0"/>
-                <w:sz w:val="18"/>
-              </w:rPr>
-              <w:t>7361</w:t>
+              <w:t>6703</w:t>
             </w:r>
           </w:p>
         </w:tc>
@@ -2895,13 +2789,8 @@
             <w:pPr>
               <w:jc w:val="center"/>
             </w:pPr>
-            <w:r/>
             <w:r>
-              <w:rPr>
-                <w:b w:val="0"/>
-                <w:sz w:val="18"/>
-              </w:rPr>
-              <w:t>-193391</w:t>
+              <w:t>-203859</w:t>
             </w:r>
           </w:p>
         </w:tc>
@@ -2933,13 +2822,8 @@
             <w:pPr>
               <w:jc w:val="center"/>
             </w:pPr>
-            <w:r/>
             <w:r>
-              <w:rPr>
-                <w:b w:val="0"/>
-                <w:sz w:val="18"/>
-              </w:rPr>
-              <w:t>0.7859</w:t>
+              <w:t>0.8185</w:t>
             </w:r>
           </w:p>
         </w:tc>
@@ -2951,13 +2835,8 @@
             <w:pPr>
               <w:jc w:val="center"/>
             </w:pPr>
-            <w:r/>
             <w:r>
-              <w:rPr>
-                <w:b w:val="0"/>
-                <w:sz w:val="18"/>
-              </w:rPr>
-              <w:t>10428</w:t>
+              <w:t>9696</w:t>
             </w:r>
           </w:p>
         </w:tc>
@@ -2969,13 +2848,8 @@
             <w:pPr>
               <w:jc w:val="center"/>
             </w:pPr>
-            <w:r/>
             <w:r>
-              <w:rPr>
-                <w:b w:val="0"/>
-                <w:sz w:val="18"/>
-              </w:rPr>
-              <w:t>7361</w:t>
+              <w:t>6703</w:t>
             </w:r>
           </w:p>
         </w:tc>
@@ -2987,12 +2861,7 @@
             <w:pPr>
               <w:jc w:val="center"/>
             </w:pPr>
-            <w:r/>
             <w:r>
-              <w:rPr>
-                <w:b w:val="0"/>
-                <w:sz w:val="18"/>
-              </w:rPr>
               <w:t>—</w:t>
             </w:r>
           </w:p>
@@ -3025,13 +2894,8 @@
             <w:pPr>
               <w:jc w:val="center"/>
             </w:pPr>
-            <w:r/>
             <w:r>
-              <w:rPr>
-                <w:b w:val="0"/>
-                <w:sz w:val="18"/>
-              </w:rPr>
-              <w:t>0.7859</w:t>
+              <w:t>0.8184</w:t>
             </w:r>
           </w:p>
         </w:tc>
@@ -3043,13 +2907,8 @@
             <w:pPr>
               <w:jc w:val="center"/>
             </w:pPr>
-            <w:r/>
             <w:r>
-              <w:rPr>
-                <w:b w:val="0"/>
-                <w:sz w:val="18"/>
-              </w:rPr>
-              <w:t>10425</w:t>
+              <w:t>9695</w:t>
             </w:r>
           </w:p>
         </w:tc>
@@ -3061,13 +2920,8 @@
             <w:pPr>
               <w:jc w:val="center"/>
             </w:pPr>
-            <w:r/>
             <w:r>
-              <w:rPr>
-                <w:b w:val="0"/>
-                <w:sz w:val="18"/>
-              </w:rPr>
-              <w:t>7363</w:t>
+              <w:t>6703</w:t>
             </w:r>
           </w:p>
         </w:tc>
@@ -3079,13 +2933,8 @@
             <w:pPr>
               <w:jc w:val="center"/>
             </w:pPr>
-            <w:r/>
             <w:r>
-              <w:rPr>
-                <w:b w:val="0"/>
-                <w:sz w:val="18"/>
-              </w:rPr>
-              <w:t>-193390</w:t>
+              <w:t>-203867</w:t>
             </w:r>
           </w:p>
         </w:tc>
@@ -3117,13 +2966,8 @@
             <w:pPr>
               <w:jc w:val="center"/>
             </w:pPr>
-            <w:r/>
             <w:r>
-              <w:rPr>
-                <w:b w:val="0"/>
-                <w:sz w:val="18"/>
-              </w:rPr>
-              <w:t>0.7858</w:t>
+              <w:t>0.8180</w:t>
             </w:r>
           </w:p>
         </w:tc>
@@ -3135,13 +2979,8 @@
             <w:pPr>
               <w:jc w:val="center"/>
             </w:pPr>
-            <w:r/>
             <w:r>
-              <w:rPr>
-                <w:b w:val="0"/>
-                <w:sz w:val="18"/>
-              </w:rPr>
-              <w:t>10429</w:t>
+              <w:t>9710</w:t>
             </w:r>
           </w:p>
         </w:tc>
@@ -3153,13 +2992,8 @@
             <w:pPr>
               <w:jc w:val="center"/>
             </w:pPr>
-            <w:r/>
             <w:r>
-              <w:rPr>
-                <w:b w:val="0"/>
-                <w:sz w:val="18"/>
-              </w:rPr>
-              <w:t>7367</w:t>
+              <w:t>6713</w:t>
             </w:r>
           </w:p>
         </w:tc>
@@ -3171,12 +3005,7 @@
             <w:pPr>
               <w:jc w:val="center"/>
             </w:pPr>
-            <w:r/>
             <w:r>
-              <w:rPr>
-                <w:b w:val="0"/>
-                <w:sz w:val="18"/>
-              </w:rPr>
               <w:t>—</w:t>
             </w:r>
           </w:p>
@@ -3221,7 +3050,7 @@
           <w:b w:val="0"/>
           <w:sz w:val="22"/>
         </w:rPr>
-        <w:t>OLS+多项式模型在预测指标上表现最佳（R²=0.805, RMSE=9,874元/㎡），较基准OLS（R²=0.786, RMSE=10,428元/㎡）提升约1.9个百分点，RMSE降低约554元/㎡。5折交叉验证结果与测试集一致（CV R²=0.8042±0.002），排除了过拟合的可能。然而，预测精度的提升并不等同于模型质量的全面改善——下文将详细讨论多项式模型在经济可解释性方面的严重缺陷。</w:t>
+        <w:t>OLS + 多项式模型在预测指标上表现最佳（R²=0.829，RMSE=9,411元/㎡），较基准 OLS（R²=0.818，RMSE=9,696元/㎡）提升约 1.1 个百分点，RMSE 降低约 285 元/㎡。5 折交叉验证结果与测试集一致（CV R²=0.8295±0.002），排除了过拟合的可能。与旧版本模型（trade_year 为连续变量）相比，当前基准 OLS 的 R² 从 0.786 提升至 0.818（+3.2 个百分点），RMSE 从 10,428 降至 9,696（降幅 7.0%），充分说明时间固定效应设定的有效性。然而，OLS 与多项式模型之间的 R² 差距也从原来的 1.9 个百分点缩窄至 1.1 个百分点——这是因为时间固定效应已经捕捉了部分原来多项式模型才能拟合的非线性时间趋势。</w:t>
       </w:r>
     </w:p>
     <w:p>
@@ -3448,7 +3277,7 @@
           <w:b w:val="0"/>
           <w:sz w:val="22"/>
         </w:rPr>
-        <w:t>图7展示了OLS+多项式模型中系数绝对值最大的15个变量。一个令人警惕的现象是：部分区域虚拟变量的系数绝对值达到200至800的量级。由于响应变量为log(price)，这意味着某区域的边际效应为exp(200)至exp(800)倍，在经济含义上完全荒谬。</w:t>
+        <w:t>图 7 展示了 OLS + 多项式模型中系数绝对值最大的 15 个变量。部分区域虚拟变量的系数绝对值达到 200 至 800 的量级。由于响应变量为 log(price)，这意味着某区域的边际效应为 exp(200) 至 exp(800) 倍，在经济含义上完全荒谬。</w:t>
       </w:r>
     </w:p>
     <w:p>
@@ -3462,7 +3291,7 @@
           <w:b w:val="0"/>
           <w:sz w:val="22"/>
         </w:rPr>
-        <w:t>这一现象的根源在于：多项式扩展将6个关键变量（其中包含dist_center、Lat、Lng等空间变量）扩展为27个二次项和交互项。这些高阶项与已有的区域虚拟变量（district_*）之间存在严重的多重共线性——区域本身就是地理空间的离散化表示，而经纬度的多项式组合是对同一空间的连续函数逼近。二者高度相关导致正规方程（X'X）近乎奇异，回归系数在理论上趋向无穷大（实践中受计算机浮点精度限制，呈现出±200至±800的反常值）。</w:t>
+        <w:t>这一现象的根源在于：多项式扩展将 5 个关键变量（dist_center、Lat、Lng、ladderRatio、DOM）扩展为 20 个二次项和交互项。这些高阶项与已有的区域虚拟变量（district_*）之间存在严重的多重共线性——区域本身就是地理空间的离散化表示，而经纬度的多项式组合是对同一空间的连续函数逼近。二者高度相关导致正规方程（X′X）近乎奇异，条件数急剧恶化。回归系数在理论上趋向无穷大，呈现出 ±200 至 ±800 的反常值。值得注意的是，虽然 trade_year 已转为虚拟变量不再参与多项式扩展，但 dist_center 与 Lat/Lng 之间的空间共线性仍然足以引发矩阵病态。</w:t>
       </w:r>
     </w:p>
     <w:p>
@@ -3498,7 +3327,7 @@
           <w:b w:val="0"/>
           <w:sz w:val="22"/>
         </w:rPr>
-        <w:t>在共识变量OLS模型中，trade_year的系数为0.180（p&lt;0.001），意味着在控制其他因素不变的情况下，每过一年房价上涨约exp(0.180)-1≈19.7%。这一数值不仅反映了真实的市场增值，还可能混杂了通胀、收入增长和货币政策等宏观因素。然而，如前文3.4节所述，2011-2017年的价格趋势并非线性，将trade_year作为连续变量会低估早期涨幅、高估后期涨幅，且无法捕捉政策冲击（如2015年降息周期、2016年调控升级）的分段影响。</w:t>
+        <w:t>在共识变量 OLS 模型中，年份虚拟变量的系数呈现清晰的递增模式：trade_year_2012（+0.15）、trade_year_2013（+0.48）、trade_year_2014（+0.49）、trade_year_2015（+0.54）、trade_year_2016（+0.83）、trade_year_2017（+1.15），基期为 2011 年。这一序列的特征是：2013 年较 2012 年有大幅跳跃（+0.33），而 2013-2015 年间增幅相对平缓（年增约 0.03-0.05），2015 年后再次加速（2016 年 +0.29，2017 年 +0.32）。该模式与 EDA 中观察到的「2011-2015 年初平缓上涨、2015 下半年后加速攀升」完全吻合。</w:t>
       </w:r>
     </w:p>
     <w:p>
@@ -3512,7 +3341,7 @@
           <w:b w:val="0"/>
           <w:sz w:val="22"/>
         </w:rPr>
-        <w:t>更合理的替代方案是采用年份虚拟变量（时间固定效应），让数据自行估计每年的基准价格水平。事实上，在OLS+多项式模型中，trade_year²的显著系数已经暗示了非线性时间趋势的存在。在未来的研究延伸中，建议将trade_year替换为年份虚拟变量或进行样条展开。</w:t>
+        <w:t>在旧版模型中 trade_year 被作为连续线性变量（系数 0.180），等效于为所有年份施加了「年增幅约 19.7%」的单一系数，这必然低估 2015 年后的涨幅并高估 2011-2014 年的涨幅。时间固定效应解决了这一问题，同时消解了旧版模型中需要依赖 trade_year² 项来部分捕捉非线性趋势的妥协。月度虚拟变量的系数也从 2 月（+0.046）逐步递增至 12 月（+0.190），反映了一年内的季节性价格上升趋势。</w:t>
       </w:r>
     </w:p>
     <w:p>
@@ -3565,7 +3394,7 @@
         <w:spacing w:line="360" w:lineRule="auto"/>
       </w:pPr>
       <w:r>
-        <w:t>时间因素具有非线性影响。2011-2017年北京房价总体呈上涨趋势，但2015年前后呈现明显的结构性加速。trade_year作为线性变量的设定不足以刻画这一特征，建议采用时间固定效应。</w:t>
+        <w:t>时间因素具有非线性影响。年份虚拟变量系数从 2012 年的 +0.15 逐步递增至 2017 年的 +1.15，验证了 2015 年前后房价结构性加速的特征。时间固定效应的设定优于连续的 trade_year 线性变量。</w:t>
       </w:r>
     </w:p>
     <w:p>
@@ -3583,7 +3412,7 @@
         <w:spacing w:line="360" w:lineRule="auto"/>
       </w:pPr>
       <w:r>
-        <w:t>模型选择取决于研究目标。OLS+多项式模型取得最高预测精度（R²=0.805），但高阶项导致系数膨胀至无法解释的程度。当研究侧重于经济推断（如评估各因素的边际贡献）时，纳入区域和年份固定效应的线性主效应模型是更可靠的选择。</w:t>
+        <w:t>模型选择取决于研究目标。OLS + 多项式模型取得最高预测精度（R²=0.829，RMSE=9,411元/㎡），但高阶项导致系数膨胀至无法解释的程度。当研究侧重于经济推断时，纳入时间和区域双向固定效应的线性主效应模型（R²=0.818，RMSE=9,696元/㎡）是更可靠的选择。</w:t>
       </w:r>
     </w:p>
     <w:p>
@@ -3592,7 +3421,7 @@
         <w:spacing w:line="360" w:lineRule="auto"/>
       </w:pPr>
       <w:r>
-        <w:t>LASSO在本应用场景中失效。由于49个特征中多数与房价存在真实关联，稀疏性假设不成立，LASSO的最优alpha趋近于零，模型退化为OLS。</w:t>
+        <w:t>LASSO 在本应用场景中失效。由于 64 个特征中多数与房价存在真实关联，稀疏性假设不成立，LASSO 的最优 alpha 趋近于零，模型退化为 OLS。</w:t>
       </w:r>
     </w:p>
     <w:p>
@@ -3601,7 +3430,7 @@
         <w:spacing w:line="360" w:lineRule="auto"/>
       </w:pPr>
       <w:r>
-        <w:t>模型诊断揭示了异方差性和多重共线性问题，HC3稳健标准误的采用改变了3个变量的显著性判断，说明诊断检验和补救措施的必要性。</w:t>
+        <w:t>模型诊断揭示了异方差性问题，HC3 稳健标准误的采用改变了 1 个变量的显著性判断。加入时间固定效应后，条件数从 7.84×10⁶ 降至 4.59×10⁵，但 buildingStructure 类别的 VIF 仍高达 490+。</w:t>
       </w:r>
     </w:p>
     <w:p>
@@ -3636,7 +3465,7 @@
         <w:spacing w:line="360" w:lineRule="auto"/>
       </w:pPr>
       <w:r>
-        <w:t>模型未纳入宏观经济变量（利率、M2增速、限购政策虚拟变量等），trade_year的系数可能混杂了时间趋势与宏观冲击的双重效应。</w:t>
+        <w:t>模型未纳入宏观经济变量（利率、M2增速、限购政策虚拟变量等），年份虚拟变量的系数可能混杂了时间趋势与宏观冲击的双重效应。这是线性固定效应模型的内在局限——无法区分「时间」本身和「随时间变化的其他因素」。</w:t>
       </w:r>
     </w:p>
     <w:p>
@@ -3654,7 +3483,7 @@
         <w:spacing w:line="360" w:lineRule="auto"/>
       </w:pPr>
       <w:r>
-        <w:t>条件数高达7.84×10⁶表明设计矩阵存在严重病态。虽然通过HC3稳健标准误部分补救，但仍建议在后续分析中考虑主成分回归（PCR）或偏最小二乘（PLS）等降维方法。</w:t>
+        <w:t>条件数 4.59×10⁵ 表明设计矩阵仍存在一定病态性。虽然较原模型（7.84×10⁶）已有大幅改善，但 buildingStructure 虚拟变量和多项式模型的高阶项仍可导致矩阵接近奇异。后续研究可考虑主成分回归（PCR）或对 buildingStructure 类别进行合并。</w:t>
       </w:r>
     </w:p>
     <w:p>

--- a/report/分析报告.docx
+++ b/report/分析报告.docx
@@ -1726,7 +1726,7 @@
           <w:b w:val="0"/>
           <w:sz w:val="22"/>
         </w:rPr>
-        <w:t>这种明显的空间聚集性（Spatial Autocorrelation）意味着样本观测之间可能并非独立同分布（i.i.d.）——邻近房源的不可观测特征（如 neighborhood amenities、社区质量）往往相似，导致误差项在空间上相关。虽然本文的OLS框架尚未直接处理空间依赖性，但在此指出：如采用空间自回归模型（Spatial Autoregressive Model, SAR）或空间误差模型（Spatial Error Model, SEM），可能进一步提升模型拟合度并纠正潜在的一致性估计偏误。</w:t>
+        <w:t>这种明显的空间聚集性（Spatial Autocorrelation）意味着样本观测之间可能并非独立同分布（i.i.d.）——邻近房源的不可观测特征（如 neighborhood amenities、社区质量）往往相似，导致误差项在空间上相关。从空间计量经济学的视角，需要区分两种情形：若真实的数据生成过程为空间误差模型（Spatial Error Model, SEM），即空间相关性来源于误差项的聚类结构，则 OLS 估计量仍然保持一致性和无偏性，但标准误有偏、估计效率降低；若真实过程为空间自回归模型（Spatial Autoregressive Model, SAR），即房价直接受邻近房源价格影响（如参照定价行为），则遗漏空间滞后项将导致遗漏变量偏误——估计量有偏且不一致。本文的 OLS 框架尚未直接处理上述空间依赖性，但在此指出这一区分对于理解空间效应的估计后果具有重要意义。</w:t>
       </w:r>
     </w:p>
     <w:p>
@@ -2436,6 +2436,11 @@
           <w:sz w:val="22"/>
         </w:rPr>
         <w:t>采用 HC3 稳健标准误对 OLS 系数进行校正。结果表明：HC3 校正后仅 1 个变量（fiveYearsProperty_1.0）的显著性判断发生改变（从 p=0.048 变为 p=0.053，略超 5% 阈值）。这一结果优于原模型（3 个变量显著性改变），说明加入时间固定效应后异方差对推断的干扰进一步减弱。因此，HC3 稳健标准误的使用主要作为学术严谨性的必要组成部分，而非因为实质性改变了结论。</w:t>
+      </w:r>
+    </w:p>
+    <w:p>
+      <w:r>
+        <w:t>截面数据的异方差在真实世界中是常态而非异常。本研究通过事前和事后两个层面的处理确保了推断的可靠性：事前，半对数设定（log-linear model）将绝对差异转化为相对差异，从数据变换的根源上缓解了方差随价格水平递增的趋势；事后，HC3 稳健协方差矩阵的修正进一步消除了异方差对标准误估计的干扰。因此，即便 Breusch-Pagan 检验明确拒绝了同方差假设，本研究所报告的核心变量的边际效应推断仍然是稳健且可靠的。</w:t>
       </w:r>
     </w:p>
     <w:p>
@@ -3471,10 +3476,18 @@
     <w:p>
       <w:pPr>
         <w:pStyle w:val="ListBullet"/>
+      </w:pPr>
+      <w:r>
+        <w:t>模型存在不可忽视的内生性问题，这是本研究最需要坦诚面对的局限之一。其一，遗漏变量偏误：数据中未包含「学区」这一公认的强影响因子——在北京，学区房溢价可达 20%-50%，遗漏该变量将导致 OLS 系数估计产生偏误，尤其是区域虚拟变量和距市中心距离的系数可能被高估。其二，反向因果：以地铁变量（subway）为例，政府倾向于在房价高、人口密集的区域优先规划地铁线路，这意味着地铁与房价之间可能存在双向因果关系，导致 OLS 估计的 +5.8% 溢价并非纯粹的因果效应。由于本研究未采用工具变量（IV）、双重差分（DID）或断点回归（RDD）等因果推断方法，上述结果应解释为条件相关性（conditional correlation）而非因果关系。后续研究可考虑利用地铁规划的准自然实验或构造工具变量来处理这一内生性来源。</w:t>
+      </w:r>
+    </w:p>
+    <w:p>
+      <w:pPr>
+        <w:pStyle w:val="ListBullet"/>
         <w:spacing w:line="360" w:lineRule="auto"/>
       </w:pPr>
       <w:r>
-        <w:t>基于OLS的分析框架未处理空间自相关。房价数据具有天然的空间依赖性，后续研究可采用空间自回归模型（SAR）或空间误差模型（SEM）来建模空间溢出效应。</w:t>
+        <w:t>基于 OLS 的分析框架未处理空间自相关。房价数据具有天然的空间依赖性，但空间自相关对 OLS 估计的影响取决于其具体形式：若为空间误差（SEM），OLS 系数仍保持一致但标准误需校正；若为空间滞后（SAR），则需采用工具变量或空间两阶段最小二乘法加以识别。后续研究应首先通过 Moran's I 检验判断空间自相关的具体形式，再选择对应的空间计量模型。</w:t>
       </w:r>
     </w:p>
     <w:p>
